--- a/docs/BloodBuddy_Proposal_Revised.docx
+++ b/docs/BloodBuddy_Proposal_Revised.docx
@@ -355,16 +355,7 @@
           <w:sz w:val="28"/>
           <w:szCs w:val="28"/>
         </w:rPr>
-        <w:t>DATE OF SUBMISSION: 14 MAY 202</w:t>
-      </w:r>
-      <w:r>
-        <w:rPr>
-          <w:b/>
-          <w:bCs/>
-          <w:sz w:val="28"/>
-          <w:szCs w:val="28"/>
-        </w:rPr>
-        <w:t>6</w:t>
+        <w:t>DATE OF SUBMISSION: 14 MAY 2026</w:t>
       </w:r>
     </w:p>
     <w:p>
@@ -933,8 +924,6 @@
       </w:pPr>
       <w:r>
         <w:t>DISCLAIMER</w:t>
-      </w:r>
-      <w:r>
         <w:tab/>
         <w:t>iii</w:t>
       </w:r>
@@ -948,8 +937,6 @@
       </w:pPr>
       <w:r>
         <w:t>ACKNOWLEDGEMENTS</w:t>
-      </w:r>
-      <w:r>
         <w:tab/>
         <w:t>iv</w:t>
       </w:r>
@@ -963,8 +950,6 @@
       </w:pPr>
       <w:r>
         <w:t>ABSTRACT</w:t>
-      </w:r>
-      <w:r>
         <w:tab/>
         <w:t>v</w:t>
       </w:r>
@@ -978,8 +963,6 @@
       </w:pPr>
       <w:r>
         <w:t>TABLE OF CONTENTS</w:t>
-      </w:r>
-      <w:r>
         <w:tab/>
         <w:t>vi</w:t>
       </w:r>
@@ -993,8 +976,6 @@
       </w:pPr>
       <w:r>
         <w:t>LIST OF TABLES</w:t>
-      </w:r>
-      <w:r>
         <w:tab/>
         <w:t>vii</w:t>
       </w:r>
@@ -1008,8 +989,6 @@
       </w:pPr>
       <w:r>
         <w:t>LIST OF FIGURES</w:t>
-      </w:r>
-      <w:r>
         <w:tab/>
         <w:t>viii</w:t>
       </w:r>
@@ -1023,8 +1002,6 @@
       </w:pPr>
       <w:r>
         <w:t>LIST OF ABBREVIATIONS</w:t>
-      </w:r>
-      <w:r>
         <w:tab/>
         <w:t>ix</w:t>
       </w:r>
@@ -1042,12 +1019,6 @@
           <w:bCs/>
         </w:rPr>
         <w:t>CHAPTER 1: INTRODUCTION</w:t>
-      </w:r>
-      <w:r>
-        <w:rPr>
-          <w:b/>
-          <w:bCs/>
-        </w:rPr>
         <w:tab/>
         <w:t>1</w:t>
       </w:r>
@@ -1062,8 +1033,6 @@
       </w:pPr>
       <w:r>
         <w:t>1.1   Overview</w:t>
-      </w:r>
-      <w:r>
         <w:tab/>
         <w:t>1</w:t>
       </w:r>
@@ -1078,8 +1047,6 @@
       </w:pPr>
       <w:r>
         <w:t>1.2   Problem Statement</w:t>
-      </w:r>
-      <w:r>
         <w:tab/>
         <w:t>1</w:t>
       </w:r>
@@ -1094,8 +1061,6 @@
       </w:pPr>
       <w:r>
         <w:t>1.3   Objectives</w:t>
-      </w:r>
-      <w:r>
         <w:tab/>
         <w:t>2</w:t>
       </w:r>
@@ -1110,8 +1075,6 @@
       </w:pPr>
       <w:r>
         <w:t>1.4   Scope</w:t>
-      </w:r>
-      <w:r>
         <w:tab/>
         <w:t>2</w:t>
       </w:r>
@@ -1126,8 +1089,6 @@
       </w:pPr>
       <w:r>
         <w:t>1.5   Justifications and Significance of the Study</w:t>
-      </w:r>
-      <w:r>
         <w:tab/>
         <w:t>3</w:t>
       </w:r>
@@ -1145,12 +1106,6 @@
           <w:bCs/>
         </w:rPr>
         <w:t>CHAPTER 2: LITERATURE REVIEW</w:t>
-      </w:r>
-      <w:r>
-        <w:rPr>
-          <w:b/>
-          <w:bCs/>
-        </w:rPr>
         <w:tab/>
         <w:t>3</w:t>
       </w:r>
@@ -1165,8 +1120,6 @@
       </w:pPr>
       <w:r>
         <w:t>2.1   Introduction</w:t>
-      </w:r>
-      <w:r>
         <w:tab/>
         <w:t>3</w:t>
       </w:r>
@@ -1181,8 +1134,6 @@
       </w:pPr>
       <w:r>
         <w:t>2.2   Related Concepts</w:t>
-      </w:r>
-      <w:r>
         <w:tab/>
         <w:t>3</w:t>
       </w:r>
@@ -1197,8 +1148,6 @@
       </w:pPr>
       <w:r>
         <w:t>2.2.1   Blood Donation Management</w:t>
-      </w:r>
-      <w:r>
         <w:tab/>
         <w:t>3</w:t>
       </w:r>
@@ -1213,8 +1162,6 @@
       </w:pPr>
       <w:r>
         <w:t>2.2.2   Web-Based Information Systems</w:t>
-      </w:r>
-      <w:r>
         <w:tab/>
         <w:t>3</w:t>
       </w:r>
@@ -1229,8 +1176,6 @@
       </w:pPr>
       <w:r>
         <w:t>2.2.3   Role-Based Access Control (RBAC)</w:t>
-      </w:r>
-      <w:r>
         <w:tab/>
         <w:t>4</w:t>
       </w:r>
@@ -1245,8 +1190,6 @@
       </w:pPr>
       <w:r>
         <w:t>2.3   Review of Existing Systems</w:t>
-      </w:r>
-      <w:r>
         <w:tab/>
         <w:t>4</w:t>
       </w:r>
@@ -1261,8 +1204,6 @@
       </w:pPr>
       <w:r>
         <w:t>2.3.1   System 1: Hamro Donor (Nepal)</w:t>
-      </w:r>
-      <w:r>
         <w:tab/>
         <w:t>4</w:t>
       </w:r>
@@ -1277,8 +1218,6 @@
       </w:pPr>
       <w:r>
         <w:t>2.3.1.1   Issues and Limitations</w:t>
-      </w:r>
-      <w:r>
         <w:tab/>
         <w:t>4</w:t>
       </w:r>
@@ -1293,8 +1232,6 @@
       </w:pPr>
       <w:r>
         <w:t>2.3.1.2   Architecture</w:t>
-      </w:r>
-      <w:r>
         <w:tab/>
         <w:t>4</w:t>
       </w:r>
@@ -1309,8 +1246,6 @@
       </w:pPr>
       <w:r>
         <w:t>2.3.1.3   Methodology / Tools Used</w:t>
-      </w:r>
-      <w:r>
         <w:tab/>
         <w:t>5</w:t>
       </w:r>
@@ -1325,8 +1260,6 @@
       </w:pPr>
       <w:r>
         <w:t>2.3.1.4   Software / Tools</w:t>
-      </w:r>
-      <w:r>
         <w:tab/>
         <w:t>5</w:t>
       </w:r>
@@ -1341,8 +1274,6 @@
       </w:pPr>
       <w:r>
         <w:t>2.3.2   System 2: Sankalp India (Comparative Reference)</w:t>
-      </w:r>
-      <w:r>
         <w:tab/>
         <w:t>5</w:t>
       </w:r>
@@ -1357,8 +1288,6 @@
       </w:pPr>
       <w:r>
         <w:t>2.3.2.1   Issues and Limitations</w:t>
-      </w:r>
-      <w:r>
         <w:tab/>
         <w:t>5</w:t>
       </w:r>
@@ -1373,8 +1302,6 @@
       </w:pPr>
       <w:r>
         <w:t>2.3.2.2   Architecture</w:t>
-      </w:r>
-      <w:r>
         <w:tab/>
         <w:t>5</w:t>
       </w:r>
@@ -1390,8 +1317,6 @@
       <w:r>
         <w:lastRenderedPageBreak/>
         <w:t>2.3.2.3   Methodology / Tools Used</w:t>
-      </w:r>
-      <w:r>
         <w:tab/>
         <w:t>5</w:t>
       </w:r>
@@ -1406,8 +1331,6 @@
       </w:pPr>
       <w:r>
         <w:t>2.3.2.4   Software / Tools</w:t>
-      </w:r>
-      <w:r>
         <w:tab/>
         <w:t>5</w:t>
       </w:r>
@@ -1422,8 +1345,6 @@
       </w:pPr>
       <w:r>
         <w:t>2.4   Summary</w:t>
-      </w:r>
-      <w:r>
         <w:tab/>
         <w:t>5</w:t>
       </w:r>
@@ -1441,12 +1362,6 @@
           <w:bCs/>
         </w:rPr>
         <w:t>CHAPTER 3: SYSTEM ANALYSIS</w:t>
-      </w:r>
-      <w:r>
-        <w:rPr>
-          <w:b/>
-          <w:bCs/>
-        </w:rPr>
         <w:tab/>
         <w:t>8</w:t>
       </w:r>
@@ -1461,8 +1376,6 @@
       </w:pPr>
       <w:r>
         <w:t>3.1   Introduction</w:t>
-      </w:r>
-      <w:r>
         <w:tab/>
         <w:t>8</w:t>
       </w:r>
@@ -1477,8 +1390,6 @@
       </w:pPr>
       <w:r>
         <w:t>3.2   Analysis and Findings from the Study</w:t>
-      </w:r>
-      <w:r>
         <w:tab/>
         <w:t>8</w:t>
       </w:r>
@@ -1493,8 +1404,6 @@
       </w:pPr>
       <w:r>
         <w:t>3.3   User Requirements</w:t>
-      </w:r>
-      <w:r>
         <w:tab/>
         <w:t>8</w:t>
       </w:r>
@@ -1509,8 +1418,6 @@
       </w:pPr>
       <w:r>
         <w:t>3.4   Feasibility Study</w:t>
-      </w:r>
-      <w:r>
         <w:tab/>
         <w:t>9</w:t>
       </w:r>
@@ -1525,8 +1432,6 @@
       </w:pPr>
       <w:r>
         <w:t>3.4.1   Technical Feasibility</w:t>
-      </w:r>
-      <w:r>
         <w:tab/>
         <w:t>9</w:t>
       </w:r>
@@ -1541,8 +1446,6 @@
       </w:pPr>
       <w:r>
         <w:t>3.4.2   Operational Feasibility</w:t>
-      </w:r>
-      <w:r>
         <w:tab/>
         <w:t>10</w:t>
       </w:r>
@@ -1557,8 +1460,6 @@
       </w:pPr>
       <w:r>
         <w:t>3.5   Proposed System Design</w:t>
-      </w:r>
-      <w:r>
         <w:tab/>
         <w:t>10</w:t>
       </w:r>
@@ -1573,8 +1474,6 @@
       </w:pPr>
       <w:r>
         <w:t>3.5.2   Class Diagram</w:t>
-      </w:r>
-      <w:r>
         <w:tab/>
         <w:t>11</w:t>
       </w:r>
@@ -1589,8 +1488,6 @@
       </w:pPr>
       <w:r>
         <w:t>3.5.3   Entity Relationship Diagram</w:t>
-      </w:r>
-      <w:r>
         <w:tab/>
         <w:t>12</w:t>
       </w:r>
@@ -1605,8 +1502,6 @@
       </w:pPr>
       <w:r>
         <w:t>3.6   Benefits of the Proposed System</w:t>
-      </w:r>
-      <w:r>
         <w:tab/>
         <w:t>13</w:t>
       </w:r>
@@ -1624,12 +1519,6 @@
           <w:bCs/>
         </w:rPr>
         <w:t>CHAPTER 4: PROJECT TIMELINE</w:t>
-      </w:r>
-      <w:r>
-        <w:rPr>
-          <w:b/>
-          <w:bCs/>
-        </w:rPr>
         <w:tab/>
         <w:t>15</w:t>
       </w:r>
@@ -1647,12 +1536,6 @@
           <w:bCs/>
         </w:rPr>
         <w:t>CHAPTER 5: CONCLUSIONS</w:t>
-      </w:r>
-      <w:r>
-        <w:rPr>
-          <w:b/>
-          <w:bCs/>
-        </w:rPr>
         <w:tab/>
         <w:t>16</w:t>
       </w:r>
@@ -1670,12 +1553,6 @@
           <w:bCs/>
         </w:rPr>
         <w:t>REFERENCES</w:t>
-      </w:r>
-      <w:r>
-        <w:rPr>
-          <w:b/>
-          <w:bCs/>
-        </w:rPr>
         <w:tab/>
         <w:t>17</w:t>
       </w:r>
@@ -1693,12 +1570,6 @@
           <w:bCs/>
         </w:rPr>
         <w:t>APPENDICES</w:t>
-      </w:r>
-      <w:r>
-        <w:rPr>
-          <w:b/>
-          <w:bCs/>
-        </w:rPr>
         <w:tab/>
         <w:t>18</w:t>
       </w:r>
@@ -1713,8 +1584,6 @@
       </w:pPr>
       <w:r>
         <w:t>Appendix A: Blood Group Compatibility Chart</w:t>
-      </w:r>
-      <w:r>
         <w:tab/>
         <w:t>18</w:t>
       </w:r>
@@ -1729,8 +1598,6 @@
       </w:pPr>
       <w:r>
         <w:t>Appendix B: Proposed REST API Endpoints</w:t>
-      </w:r>
-      <w:r>
         <w:tab/>
         <w:t>18</w:t>
       </w:r>
@@ -1777,8 +1644,6 @@
       </w:pPr>
       <w:r>
         <w:t>Table 3-1: User Requirements Summary</w:t>
-      </w:r>
-      <w:r>
         <w:tab/>
         <w:t>9</w:t>
       </w:r>
@@ -1792,8 +1657,6 @@
       </w:pPr>
       <w:r>
         <w:t>Table 3-2: Feasibility Analysis</w:t>
-      </w:r>
-      <w:r>
         <w:tab/>
         <w:t>9</w:t>
       </w:r>
@@ -1807,8 +1670,6 @@
       </w:pPr>
       <w:r>
         <w:t>Table 4-1: Project Timeline</w:t>
-      </w:r>
-      <w:r>
         <w:tab/>
         <w:t>15</w:t>
       </w:r>
@@ -1855,8 +1716,6 @@
       </w:pPr>
       <w:r>
         <w:t>Figure 3-1: Proposed System Architecture</w:t>
-      </w:r>
-      <w:r>
         <w:tab/>
         <w:t>10</w:t>
       </w:r>
@@ -1870,8 +1729,6 @@
       </w:pPr>
       <w:r>
         <w:t>Figure 3-2: Class Diagram</w:t>
-      </w:r>
-      <w:r>
         <w:tab/>
         <w:t>12</w:t>
       </w:r>
@@ -1885,8 +1742,6 @@
       </w:pPr>
       <w:r>
         <w:t>Figure 3-3: Entity Relationship Diagram</w:t>
-      </w:r>
-      <w:r>
         <w:tab/>
         <w:t>13</w:t>
       </w:r>
@@ -3594,6 +3449,38 @@
       <w:r>
         <w:t>Automated email notifications triggered by registrations and blood requests.</w:t>
       </w:r>
+    </w:p>
+    <w:p>
+      <w:pPr>
+        <w:pStyle w:val="ListParagraph"/>
+        <w:numPr>
+          <w:ilvl w:val="0"/>
+          <w:numId w:val="2"/>
+        </w:numPr>
+        <w:spacing w:after="100" w:line="360" w:lineRule="auto"/>
+        <w:jc w:val="both"/>
+      </w:pPr>
+      <w:ins w:id="100" w:author="Claude" w:date="2026-09-15T00:00:00Z">
+        <w:r>
+          <w:t>Client-side form validation and dynamic UI updates using JavaScript, with AJAX/Fetch API calls to communicate with backend REST endpoints.</w:t>
+        </w:r>
+      </w:ins>
+    </w:p>
+    <w:p>
+      <w:pPr>
+        <w:pStyle w:val="ListParagraph"/>
+        <w:numPr>
+          <w:ilvl w:val="0"/>
+          <w:numId w:val="2"/>
+        </w:numPr>
+        <w:spacing w:after="100" w:line="360" w:lineRule="auto"/>
+        <w:jc w:val="both"/>
+      </w:pPr>
+      <w:ins w:id="101" w:author="Claude" w:date="2026-09-15T00:00:00Z">
+        <w:r>
+          <w:t>Pagination for large result sets, including donor search results and administrative user and request listings.</w:t>
+        </w:r>
+      </w:ins>
     </w:p>
     <w:p>
       <w:pPr>
@@ -5393,6 +5280,23 @@
       <w:ins w:id="3" w:author="Claude" w:date="2025-06-09T00:00:00Z">
         <w:r>
           <w:t>Five partner hospitals — Tribhuvan University Teaching Hospital, Bir Hospital, Patan Hospital, Manmohan Memorial Community Hospital, and Nepal Medical College Teaching Hospital — will each be provisioned with a dedicated local API layer. Each hospital’s API will expose endpoints scoped to that institution’s data only, following the pattern /api/hospitals/{hospitalId}/... to enforce data isolation. These local APIs will be developed as individual Spring MVC controller modules registered under each hospital’s unique ID in the system.</w:t>
+        </w:r>
+      </w:ins>
+    </w:p>
+    <w:p>
+      <w:pPr>
+        <w:spacing w:line="360" w:lineRule="auto"/>
+        <w:jc w:val="both"/>
+      </w:pPr>
+    </w:p>
+    <w:p>
+      <w:pPr>
+        <w:spacing w:after="160" w:line="360" w:lineRule="auto"/>
+        <w:jc w:val="both"/>
+      </w:pPr>
+      <w:ins w:id="102" w:author="Claude" w:date="2026-09-15T00:00:00Z">
+        <w:r>
+          <w:t>Centralised logging and global exception handling will be implemented across all backend layers using Spring's built-in exception-handling mechanisms (e.g., @ControllerAdvice), ensuring consistent, structured error responses and easier debugging throughout development and after deployment.</w:t>
         </w:r>
       </w:ins>
     </w:p>
@@ -7889,8 +7793,6 @@
             <w:ins w:id="12" w:author="Claude" w:date="2025-06-09T00:00:00Z">
               <w:r>
                 <w:t xml:space="preserve">Local: submit a blood request directly to a </w:t>
-              </w:r>
-              <w:r>
                 <w:lastRenderedPageBreak/>
                 <w:t>partner hospital’s queue</w:t>
               </w:r>
